--- a/redpizza_ru/comply_docs/01_Политика_обработки_ПДн.docx
+++ b/redpizza_ru/comply_docs/01_Политика_обработки_ПДн.docx
@@ -35,7 +35,7 @@
         <w:jc w:val="center"/>
       </w:pPr>
       <w:r>
-        <w:t>(ред. от 15.06.2026)</w:t>
+        <w:t>(ред. от 16.06.2026)</w:t>
       </w:r>
     </w:p>
     <w:p/>
@@ -564,7 +564,7 @@
     </w:p>
     <w:p>
       <w:r>
-        <w:t>Дата аудита: 15.06.2026</w:t>
+        <w:t>Дата аудита: 16.06.2026</w:t>
       </w:r>
     </w:p>
     <w:p>
@@ -722,7 +722,7 @@
     </w:p>
     <w:p>
       <w:r>
-        <w:t>Дата утверждения: 15.06.2026.</w:t>
+        <w:t>Дата утверждения: 16.06.2026.</w:t>
       </w:r>
     </w:p>
     <w:p/>

--- a/redpizza_ru/comply_docs/01_Политика_обработки_ПДн.docx
+++ b/redpizza_ru/comply_docs/01_Политика_обработки_ПДн.docx
@@ -35,7 +35,7 @@
         <w:jc w:val="center"/>
       </w:pPr>
       <w:r>
-        <w:t>(ред. от 16.06.2026)</w:t>
+        <w:t>(ред. от 19.06.2026)</w:t>
       </w:r>
     </w:p>
     <w:p/>
@@ -564,12 +564,12 @@
     </w:p>
     <w:p>
       <w:r>
-        <w:t>Дата аудита: 16.06.2026</w:t>
+        <w:t>Дата аудита: 19.06.2026</w:t>
       </w:r>
     </w:p>
     <w:p>
       <w:r>
-        <w:t>Веб-сервер: nginx-reuseport/1.21.1 → nginx (Bitrix)</w:t>
+        <w:t>Веб-сервер: Apache, Nginx, PHP-FPM, Node.js</w:t>
       </w:r>
     </w:p>
     <w:p>
@@ -579,7 +579,7 @@
     </w:p>
     <w:p>
       <w:r>
-        <w:t>Хостинг-провайдер: BEGET.RU</w:t>
+        <w:t>Хостинг-провайдер: Beget</w:t>
       </w:r>
     </w:p>
     <w:p>
@@ -589,7 +589,7 @@
     </w:p>
     <w:p>
       <w:r>
-        <w:t>WAF/DDoS-защита: Не обнаружен</w:t>
+        <w:t>WAF/DDoS-защита: No WAF</w:t>
       </w:r>
     </w:p>
     <w:p>
@@ -599,12 +599,12 @@
     </w:p>
     <w:p>
       <w:r>
-        <w:t>SPF: ✅ Настроена</w:t>
+        <w:t>SPF: Настроена</w:t>
       </w:r>
     </w:p>
     <w:p>
       <w:r>
-        <w:t>DMARC: ❌ Требуется внедрение</w:t>
+        <w:t>DMARC: Требуется внедрение</w:t>
       </w:r>
     </w:p>
     <w:p>
@@ -722,7 +722,7 @@
     </w:p>
     <w:p>
       <w:r>
-        <w:t>Дата утверждения: 16.06.2026.</w:t>
+        <w:t>Дата утверждения: 19.06.2026.</w:t>
       </w:r>
     </w:p>
     <w:p/>
